--- a/example_articles/states/North Carolina/2.states_North Carolina_New_York_Times.docx
+++ b/example_articles/states/North Carolina/2.states_North Carolina_New_York_Times.docx
@@ -27,17 +27,17 @@
     </w:p>
     <w:p>
       <w:r>
-        <w:t>Source File: NYT/53.DOCX</w:t>
+        <w:t>Source file: NYT/53.DOCX</w:t>
       </w:r>
     </w:p>
     <w:p>
       <w:r>
-        <w:t>Raw locations result: ['North Carolina']</w:t>
+        <w:t>Raw locations result, 'locations': ['North Carolina']</w:t>
       </w:r>
     </w:p>
     <w:p>
       <w:r>
-        <w:t>states_stand_flat (Standardized): North Carolina</w:t>
+        <w:t>Standardized locations result, 'states_stand_flat': North Carolina</w:t>
       </w:r>
     </w:p>
     <w:p>

--- a/example_articles/states/North Carolina/2.states_North Carolina_New_York_Times.docx
+++ b/example_articles/states/North Carolina/2.states_North Carolina_New_York_Times.docx
@@ -7,7 +7,7 @@
         <w:pStyle w:val="Heading1"/>
       </w:pPr>
       <w:r>
-        <w:t>Fetal Test Focuses the Health-Care Debate</w:t>
+        <w:t>Edwards Acquitted on One Count; Mistrial on 5 Others</w:t>
       </w:r>
     </w:p>
     <w:p>
@@ -17,17 +17,17 @@
     </w:p>
     <w:p>
       <w:r>
-        <w:t>Date: 1994-02-05</w:t>
+        <w:t>Date: 2012-06-01</w:t>
       </w:r>
     </w:p>
     <w:p>
       <w:r>
-        <w:t>Section: Section 1; ; Section 1;  Page 1;  Column 2;  Metropolitan Desk ; Column 2;</w:t>
+        <w:t>Section: Section A; Column 0; National Desk; Pg. 1</w:t>
       </w:r>
     </w:p>
     <w:p>
       <w:r>
-        <w:t>Source file: NYT/53.DOCX</w:t>
+        <w:t>Source file: NYT/39.DOCX</w:t>
       </w:r>
     </w:p>
     <w:p>
@@ -49,85 +49,80 @@
     </w:p>
     <w:p>
       <w:r>
-        <w:t>Jeannie Evans was pregnant last year and had no reason to expect her child would be born with any problems.</w:t>
+        <w:t>GREENSBORO, N.C. -- When former Senator John Edwards, a man who reached for the presidency while scrambling to hide a pregnant mistress, heard on Thursday that a federal jury would not convict him on the six corruption charges he faced, he fell back in his chair and closed his eyes.</w:t>
         <w:br/>
-        <w:t>She was 28 years old, and her risk of having a baby with a birth defect caused by abnormal chromosomes was 1 in 435 -- too low, according to standard medical opinion, for her to undergo an amniocentesis test and court an even greater chance that the procedure might cause a miscarriage.</w:t>
+        <w:t>For just a moment, the man whose most intimate sexual details, lies and bare political ambition had been aired for nearly six weeks in a federal trial, looked as if he might cry.</w:t>
         <w:br/>
-        <w:t>But that logic was illogical to Mrs. Evans, a social worker who lives in Manhattan. "I didn't feel the trauma of losing a pregnancy was the same as the trauma of having an abnormal baby," she said.</w:t>
+        <w:t>Yes, he said as he left the courtroom, he had sinned.</w:t>
         <w:br/>
-        <w:t>With the support of her doctors, she had amniocentesis and joined a rapidly growing number of younger women who, health-care professionals say, are ignoring the medical standard that only women over 35 or those with a history of genetic abnormalities should risk a miscarriage by having the test, which detects chromosomal disorders in fetuses.</w:t>
+        <w:t>''I did an awful, awful lot that was wrong,'' he said. ''I am responsible. I don't have to go any further than the mirror. It's me and me alone.''</w:t>
         <w:br/>
-        <w:t>The rise in use of the test among young women -- reported in interviews by doctors, genetic counselors and insurers across the country -- has triggered a heated debate over whether it is a wise use of existing technology or a waste of health-care dollars that are sorely needed elsewhere.</w:t>
+        <w:t>But he was not guilty of using campaign funds to hide those sins, he said.</w:t>
         <w:br/>
-        <w:t>The controversy is freighted with questions about medical risk, patient autonomy, national policy and the moral questions of abortion and reproductive technology and is an emblem for some of the most perplexing questions facing the country as it tries to control health-care costs.</w:t>
+        <w:t>Certainly, Mr. Edwards has lost in the court of public opinion. But on Thursday he was vindicated, for the moment, by a jury of mostly working class North Carolinians who could not reach a verdict on the five charges of campaign finance fraud and conspiracy he faced.</w:t>
         <w:br/>
-        <w:t>"This issue has all the ethical considerations in health-care reform now," said Dr. John Larsen, director of the Wilson Genetics Center at George Washington University Medical Center. "It's about the confluence of technology and personal choice and social responsibility and financial liability. And the debate will only expand as our ability to test for more genetic problems expands."</w:t>
+        <w:t>They acquitted him on one, which was based on a $200,000 check that the heiress Rachel Mellon had written him in January 2008, the month he dropped out of the race for the Democratic nomination for president. The result was seen as a setback for the Justice Department's public integrity section, the watchdog agency that has struggled to rebuild itself.</w:t>
         <w:br/>
-        <w:t>Many younger women -- and indeed many doctors -- are challenging the notion that the emotional and financial costs of having to raise a seriously disabled child are in any way comparable to the costs of losing a pregnancy.</w:t>
+        <w:t>The Justice Department offered no indication on whether it would retry Mr. Edwards.</w:t>
         <w:br/>
-        <w:t>"Even 1 in 1,500 is not a very comforting risk if you're that one," said Mrs. Evans, whose son, Ryan, is now 5 months old. "I don't think that I'm equipped to handle a baby with a severe disability. As it is there's enough stress raising a wonderful healthy child."</w:t>
+        <w:t>Unless it decides to do so, the verdict and mistrial end one of the most scandalous chapters in the history of presidential campaigning, weaving in a hidden child, an ambitious would-be first lady dying of cancer, secret money from ultrarich supporters and legal scrutiny of the laws that regulate how money given to candidates for office can be used.</w:t>
         <w:br/>
-        <w:t>Doctors designated 35 as the benchmark for having amniocentesis because at that age the risk of giving birth to a baby with such problems -- 1 in 192 -- is greater than the risk of miscarriage due to the procedure -- 1 in 200.</w:t>
+        <w:t>It is unlikely that the verdict will help politicians better interpret the labyrinth of campaign finance law or lead to more gifts to candidates, said Richard L. Hasen, an expert in election law at the University of California, Irvine. ''This is not going to open up a free-for-all where you're going to have the 'super-PAC' billionaires giving large 'gifts' to their candidate friends.'' He noted that the Federal Election Commission has made it clear that it looks critically upon the practice unless there has been a pattern of gift-giving unrelated to campaigns, as with Ms. Mellon to Mr. Edwards.</w:t>
         <w:br/>
-        <w:t>But many doctors, genetic counselors, health economists and women question that reasoning, saying that the evaluation of risk is very personal and differs from woman to woman. A woman in her 40's with a history of infertility might fear a miscarriage more than having an affected child, while a woman in her 20's, having a second child, might dread more the burden of a severely handicapped baby and decide to have an abortion.</w:t>
+        <w:t>If he were advising candidates, he said, ''I would encourage them to be extremely cautious so as not to get caught up in something which could cause an overzealous prosecutor to try to make a name for himself or herself.''</w:t>
         <w:br/>
-        <w:t>"It doesn't take a rocket scientist to realize there's no logic in this standard," said Dr. Keith A. Eddleman, the director of prenatal diagnosis at The New York Hospital-Cornell Medical Center, who has seen a sharp decline in the age of women having the test. "They are unequal risks."</w:t>
+        <w:t>The government contended that Mr. Edwards used about $1 million to finance a complex scheme to keep Rielle Hunter, a former campaign videographer with whom he began an extramarital affair in 2006, from his wife and the public while he pursued the presidency.</w:t>
         <w:br/>
-        <w:t xml:space="preserve"> </w:t>
+        <w:t>The charges were based on how he handled money from Fred Baron, a wealthy Texas lawyer who was Mr. Edward's finance chairman, and Mrs. Mellon, now 101, an heiress to pharmaceutical and banking fortunes with connections to the Kennedy family.</w:t>
         <w:br/>
-        <w:t>&lt;If Nothing Else, A Little Preparation</w:t>
+        <w:t>The jurors, who had deliberated for nine days, were escorted to their cars by federal marshals without comment.</w:t>
         <w:br/>
-        <w:t xml:space="preserve"> Many young women who had the test and discovered their babies were normal said they were not sure what they would have done if the results had shown an abnormality. Most said that their decision to continue with the pregnancy or to have an abortion would depend upon the severity of the disorder. All said that even if they chose to have the baby, they would want to be prepared.</w:t>
+        <w:t>Judge Catherine C. Eagles cautioned them against speaking with the news media or even reading or watching much of the coverage for the next few days, saying they would need some time to reconnect with their families.</w:t>
         <w:br/>
-        <w:t>"In my case, there was no way the baby would have lived for more than a week," said one 29-year-old woman, who did not want to be named, who had an abortion after discovering through an amniocentesis that her fetus was missing most of its brain. "It was the worst thing I have ever gone through, but I can't even imagine what it would have been like if I hadn't had the test and didn't know."</w:t>
+        <w:t>As she had been through the length of the trial, Judge Eagles was solicitous as she said goodbye. ''You can hold your head up,'' she said.</w:t>
         <w:br/>
-        <w:t>The test is performed about the 16th week of pregnancy. Using ultrasound as a guide, doctors insert a needle into the mother's abdomen to withdraw a sample of amniotic fluid that is later studied for chromosomal abnormalities, the most common being Down Syndrome. The test, which costs from $1,000 to $2,500, cannot detect all birth defects or even all genetic disorders. About 2 to 3 percent of all babies born in this country have some major birth defect.</w:t>
+        <w:t>Later, in a brief interview, one juror said ''it was real divided'' when asked about the deliberations. She and another juror were at the Charlotte, N.C., airport, on their way to New York for a morning TV appearance.</w:t>
         <w:br/>
-        <w:t>Some obstetricians argue that younger women who undergo the procedure are needlessly endangering what in all likelihood are normal pregnancies, although no studies have measured whether more young women have miscarried because they had the test. And just because the technology is available, these doctors and some health economists say, does not justify its blanket use.</w:t>
+        <w:t>The jurors came to the judge with a note around 2 p.m. on Thursday saying they had a verdict. The next half-hour was as tense as it had been since testimony began on April 23. Mr. Edwards sat with eyes forward, virtually expressionless. His daughter Cate, who sat behind him for the entire trial, twirled her hair, her foot jiggling. Next to her were his parents, Wallace and Bobbie Edwards, who huddled close and held hands.</w:t>
         <w:br/>
-        <w:t>"If we are ever going to get costs under control, we are going to have to make some hard choices, like limiting who is covered for this test," said Alain Entoven, a health economist at Stanford University. "We must not go on acting as if such things are free. We are diverting money from programs that are important to the life, health and well-being of people."</w:t>
+        <w:t>Then, after the judge had to send the jury back to their deliberation room to clarify what they meant when they said they had reached a verdict on one count but not the others, they returned and a mistrial was declared.</w:t>
         <w:br/>
-        <w:t>But that reasoning examines just "the base dollars and cents," said Dr. Mark I. Evans, director of the Center for Fetal Diagnosis and Therapy at Wayne State University-Hutzel Hospital in Detroit, who has for more than a decade used age 30 as his standard for recommending the test.</w:t>
+        <w:t>Mr. Edwards, 58, who by this time knew the tide had turned in his direction, smiled broadly and hugged Cate, then his parents and his legal team.</w:t>
         <w:br/>
-        <w:t>"The test may cost about $1,000, but a reasonably conservative estimate is that it costs $100,000 for just the first year of a Down Syndrome baby's life," he said. "How many people would I have to test to balance the lifetime cost? And then there are economic considerations nobody knows how to factor in, like the number of women who would have to quit their careers to care for these babies."</w:t>
+        <w:t>In front of scores of cameras outside the courtroom, he thanked his family, expressed love for his daughter Cate, 30, who like her father is a lawyer; his other two children, who are school age; as well as his son Wade, who died in a car accident in 1996 when he was 16.</w:t>
         <w:br/>
-        <w:t>Where the medical establishment sees risk, many women said, they see peace of mind. "The technology exists, why not take advantage of it," said Chagit Cohen, who was 25 four years ago when she had the test before her daughter, Natalya, was born. "We take advantage of technology in all kinds of other ways that are less important."</w:t>
+        <w:t>And to the surprise of many, he expressed his love for the daughter he had with Ms. Hunter, ''my precious Quinn,'' whom ''I love more than any of you could ever imagine.''</w:t>
         <w:br/>
-        <w:t>Diane J. Loder, a marketing consultant from Alameda, Calif., who is now 33, did not have amniocentesis in 1991 when she became pregnant with her daughter, Alexandra. She regretted the decision. "I worried during the whole pregnancy, and I think I became obsessed with it," she said. When she became pregnant again, she said, "I knew the day I took the home pregnancy test that I would get an amnio.</w:t>
+        <w:t>From the start, when The National Enquirer broke the story that Mr. Edwards had been having an affair, the tale of a family torn apart had been nothing less than cinematic in scope.</w:t>
         <w:br/>
-        <w:t>"I didn't care if I wasn't in a high-risk group," said Mrs. Loder, whose son, Joshua, was born last year. "I didn't care if the insurance wouldn't pay for it. It was my right, and I wanted it done."</w:t>
+        <w:t>The government contended that Ms. Mellon, using a North Carolina interior decorator as a go-between, sent $725,000 to an Edwards aide for what she knew only as a personal problem.</w:t>
         <w:br/>
-        <w:t>Not only are more younger women requesting the test, but many doctors across the country said that increasingly they are offering it.</w:t>
+        <w:t>That problem was Ms. Hunter, whose relationship with Mr. Edwards became increasingly apparent to his aides and his wife, Elizabeth, as he traveled with Ms. Hunter around the country campaigning for the Democratic nomination.</w:t>
         <w:br/>
-        <w:t>"I feel very strongly committed to informing every pregnant patient about the testing options available and about the statistical risks for chromosomal problems at her age," said Dr. William Walden, an associate professor of obstetrics and gynecology at the Cornell Medical College. "And I will be very emphatic that no matter what age, she is not immune. In the last few months alone I have been aware of three women under 29 who had babies with Down Syndrome. When you see things like that it makes you much more conscious."</w:t>
+        <w:t>Mr. Edwards, prosecutors contended, came up with a scheme. Andrew Young, an aide whom campaign staffers often made fun of as an unreliable Edwards sycophant, would claim paternity, then Mr. Baron would send them underground.</w:t>
         <w:br/>
-        <w:t xml:space="preserve"> </w:t>
+        <w:t>The expensive cross-country odyssey began in December 2007, just before the Iowa caucuses and two months before Ms. Hunter gave birth to their daughter.</w:t>
         <w:br/>
-        <w:t>For Opponents,Waste or Immorality</w:t>
+        <w:t>Mr. Edwards dropped out of the race in January 2008, and continued to deny the affair until he went public in an ABC interview just before the Democratic nominating convention. But he lied there, too, claiming the affair was over and brief. The interview was the last piece of evidence presented by the prosecution.</w:t>
         <w:br/>
-        <w:t xml:space="preserve"> But Dr. Bill Weise, chief of obstetrics at North Texas Medical Center in McKinney, a small city in the countryside about 30 miles north of Dallas, said he rarely recommends amniocentesis because he is morally opposed to abortions and would object if a patient used information gained through such a test in deciding to end a pregnancy.</w:t>
+        <w:t>Mrs. Edwards, meanwhile, was waging a public battle with cancer and a private battle with Mr. Edwards, who finally, in January 2010, admitted that Quinn -- whose full name is Frances Quinn Hunter -- was his child. Mrs. Edwards died in December 2010.</w:t>
         <w:br/>
-        <w:t>And Dr. Dorwin T. Moore, an obstetrician in Manning, S.C., a town of 4,000 in the eastern part of the state, said he thought screening "indiscriminately" was wasteful and so he closely follows the traditional guidelines in deciding when to offer amniocentesis.</w:t>
+        <w:t>In a case that had no precedent, the Department of Justice began an investigation aimed at proving Mr. Edwards conspired to secretly use the money to influence the outcome of his presidential bid in violation of the Federal Election Campaign Act, accepting contributions that exceeded campaign finance limits, and causing his campaign to file a false financial disclosure report.</w:t>
         <w:br/>
-        <w:t>Doctors are often too quick to make such decisions for their patients, said Arthur Caplan, the director of the Center for Biomedical Ethics at the University of Minnesota in Minneapolis.</w:t>
+        <w:t>He was indicted in June 2011.</w:t>
         <w:br/>
-        <w:t>"If there is a test that can yield information that can be relevant to a patient, you should offer it to the patient," said Dr. Caplan, who has studied ethical issues in genetic counseling. "There is no morally defensible reason not to offer even a 25-year-old woman the opportunity to have amnio and leave the decision to her."</w:t>
+        <w:t>Campaign finance law is ever changing and being reinterpreted, with this case falling on one central question: Were the donations for the sole purpose of influencing the campaign or merely one purpose.</w:t>
         <w:br/>
-        <w:t>All the insurers interviewed said the test is covered uniformly for women over 35 and when a physician determines it a necessity, but that the younger the patient the more likely that the insurance company will challenge a doctor's decision.</w:t>
+        <w:t>Mr. Edwards's defense centered largely on the argument that the money was simply a way for friends to help him hide the affair from Mrs. Edwards, a woman described during testimony as ''volcanic,'' who once got so distraught she ripped off her shirt and bra in front of staff members and screamed, ''You don't see me anymore!'' at Mr. Edwards.</w:t>
         <w:br/>
-        <w:t>Under the proposed Clinton health care plan, amniocentesis will be covered when it is "medically necessary and appropriate," with 35 remaining the standard recommended age, said Dr. Susan J. Blumenthal, the deputy assistant secretary of Health and Human Services for women's health.</w:t>
+        <w:t>The defense team, led by Abbe Lowell, spent much of its time on court attacking Mr. Young as a liar who siphoned much of the money to build a dream house and to take trips.</w:t>
         <w:br/>
-        <w:t>Doctors and insurers said that doctors often list "maternal anxiety" as the reason why a woman younger than 35 needed the test, and often, the insurance companies pay. Some doctors acknowledged confidentially that they felt so strongly that all women should have the test that they sometimes falsely report that a woman has a family history of abnormalities, to assure coverage.</w:t>
+        <w:t>Prosecutors tried to show that Mr. Young and his family were pawns in a game of deception orchestrated by Mr. Edwards.</w:t>
         <w:br/>
-        <w:t>The trend among younger women began with and is strongest among professional, highly educated women, who are familiar with medical technology, doctors and genetic counselors said. "Their lives revolve around control and information," said Dr. Albert L. Brooks, the president of the medical staff at Alta Bates Medical Center in Berkeley, Calif. "So when they embark on a pregnancy they want control and information."</w:t>
+        <w:t>Mr. Edwards remains free to raise his children, visit Ms. Hunter and Quinn in Charlotte, practice law and ponder the arc of a career that brought him close to the presidency and then, in the end, crashing back down. ''I don't think God's through with me,'' he said ''I really believe he thinks there's still some good things I can do.''</w:t>
         <w:br/>
-        <w:t>But the practice, said Dr. Evans of Hutzel Hospital, has "moved down the socio-economic ladder," with working-class and poor women also seeking its reassurances.</w:t>
         <w:br/>
-        <w:t>Dr. Lillian Hsu, the director of the Prenatal Diagnosis Lab of New York City, a nonprofit center where 80 percent of the patients are on Medicaid, said that younger women there are increasingly asking for the test, but that few can afford it when Medicaid denies payment.</w:t>
-        <w:br/>
-        <w:t>The public policy and economic concerns in guaranteeing such coverage to all four million women who become pregnant in the United States each year are too vast to dismiss so easily, said Dr. Sharon L. Dooley, an associate professor of obstetrics and gynecology at Northwestern University in Chicago and chairwoman of the maternal and fetal health committee of the American College of Obstetricians and Gynecologists.</w:t>
-        <w:br/>
-        <w:t>"Dear God, we have an enormous job providing all women with basic prenatal care," she said. "To spend money encouraging women who don't need it to have amnio would not be good public-health policy. I think age 35 is still the best standard."</w:t>
+        <w:t>http://www.nytimes.com</w:t>
         <w:br/>
         <w:br/>
         <w:t>Graphic</w:t>
@@ -135,7 +130,9 @@
         <w:br/>
         <w:t xml:space="preserve"> </w:t>
         <w:br/>
-        <w:t>Photo: With many women in their 20's and early 30's concerned about birth abnormalities, Dr. Keith A. Eddleman has been performing amniocentesis on younger women like Debra Balbus, 34. (Marilynn K. Yee/The New York Times)(pg.1); "I worried during the whole pregnancy, and I think I became obsessed with it," said Diane J. Loder, 33, a marketing consultant from Alameda, Calif., who said she regretted not having amniocentesis in 1991 when she became pregnant with her first child, Alexandra. She made sure she got the test when she became pregnant with her son, Joshua, who was born last year. At rear was her husband, Jim. (Jim Wilson/The New York Times)(pg.24); "I didn't feel the trauma of losing a pregnancy was the same as the trauma of having an abnormal baby," said Jeannie Evans, who opted for amniocentesis when she became pregnant at the age of 28. (Marilynn K. Yee/The New York Times)(pg.24)</w:t>
+        <w:t>PHOTOS: John Edwards with his daughter Cate and his parents at the courthouse. ''I did an awful, awful lot that was wrong,'' he said. (A1)</w:t>
+        <w:br/>
+        <w:t xml:space="preserve"> John Edwards with his daughter after the mistrial was declared. The jury was unable to agree on most of the charges after nine days of deliberations. (PHOTOGRAPHS BY TRAVIS DOVE FOR THE NEW YORK TIMES) (A17)</w:t>
       </w:r>
     </w:p>
     <w:sectPr>

--- a/example_articles/states/North Carolina/2.states_North Carolina_New_York_Times.docx
+++ b/example_articles/states/North Carolina/2.states_North Carolina_New_York_Times.docx
@@ -7,7 +7,7 @@
         <w:pStyle w:val="Heading1"/>
       </w:pPr>
       <w:r>
-        <w:t>Edwards Acquitted on One Count; Mistrial on 5 Others</w:t>
+        <w:t>Democrats Try to Navigate a Looming Strike in a Swing State</w:t>
       </w:r>
     </w:p>
     <w:p>
@@ -17,17 +17,17 @@
     </w:p>
     <w:p>
       <w:r>
-        <w:t>Date: 2012-06-01</w:t>
+        <w:t>Date: 2024-04-26</w:t>
       </w:r>
     </w:p>
     <w:p>
       <w:r>
-        <w:t>Section: Section A; Column 0; National Desk; Pg. 1</w:t>
+        <w:t>Section: US; politics</w:t>
       </w:r>
     </w:p>
     <w:p>
       <w:r>
-        <w:t>Source file: NYT/39.DOCX</w:t>
+        <w:t>Source file: NYT/3.DOCX</w:t>
       </w:r>
     </w:p>
     <w:p>
@@ -49,90 +49,69 @@
     </w:p>
     <w:p>
       <w:r>
-        <w:t>GREENSBORO, N.C. -- When former Senator John Edwards, a man who reached for the presidency while scrambling to hide a pregnant mistress, heard on Thursday that a federal jury would not convict him on the six corruption charges he faced, he fell back in his chair and closed his eyes.</w:t>
+        <w:t>More than 7,000 U.A.W. workers at Daimler Truck plants in North Carolina are set to strike at midnight in a labor action that could carry political consequences.</w:t>
         <w:br/>
-        <w:t>For just a moment, the man whose most intimate sexual details, lies and bare political ambition had been aired for nearly six weeks in a federal trial, looked as if he might cry.</w:t>
+        <w:t>Barring a last-minute breakthrough, more than 7,000 workers are set to walk off their truck and bus assembly lines on Friday night in the swing state of North Carolina, injecting the United Automobile Workers' new activism in the South directly into the 2024 election.</w:t>
         <w:br/>
-        <w:t>Yes, he said as he left the courtroom, he had sinned.</w:t>
+        <w:t>North Carolina has never been hospitable to organized labor, and the midnight strike at the North American subsidiary of the German industrial giant Daimler Truck has been greeted with trepidation by the state's Democratic establishment, which has long tried to project a moderate, pro-business bent.</w:t>
         <w:br/>
-        <w:t>''I did an awful, awful lot that was wrong,'' he said. ''I am responsible. I don't have to go any further than the mirror. It's me and me alone.''</w:t>
+        <w:t>But Shawn Fain, the U.A.W.'s brash new president, doesn't much care.</w:t>
         <w:br/>
-        <w:t>But he was not guilty of using campaign funds to hide those sins, he said.</w:t>
+        <w:t>"We don't expect politicians to save the day, but at the end of the day, politicians have an obligation to the people that elect them," he said in an interview on Thursday, adding: "It's our generation-defining moment. This is a time where politicians need to pick a side."</w:t>
         <w:br/>
-        <w:t>Certainly, Mr. Edwards has lost in the court of public opinion. But on Thursday he was vindicated, for the moment, by a jury of mostly working class North Carolinians who could not reach a verdict on the five charges of campaign finance fraud and conspiracy he faced.</w:t>
+        <w:t>In September, President Biden joined the picket line of the U.A.W.'s successful strike of the Big Three U.S. automakers, and Thursday, a White House spokeswoman, Robyn Patterson, indicated that the president could be equally aggressive if there was a Daimler walkout.</w:t>
         <w:br/>
-        <w:t>They acquitted him on one, which was based on a $200,000 check that the heiress Rachel Mellon had written him in January 2008, the month he dropped out of the race for the Democratic nomination for president. The result was seen as a setback for the Justice Department's public integrity section, the watchdog agency that has struggled to rebuild itself.</w:t>
+        <w:t>"President Biden strongly believes that those benefiting from our strong support for manufacturing made in American should work in good faith to do everything possible to ensure jobs — including those in North Carolina — remain well-paid, middle-class jobs, and that all workers have a fair and free choice to join a union if they choose," she said.</w:t>
         <w:br/>
-        <w:t>The Justice Department offered no indication on whether it would retry Mr. Edwards.</w:t>
+        <w:t>Democratic leaders in North Carolina, including Gov. Roy Cooper, were far more equivocal — and deferential — to Daimler Truck, a major employer in the state.</w:t>
         <w:br/>
-        <w:t>Unless it decides to do so, the verdict and mistrial end one of the most scandalous chapters in the history of presidential campaigning, weaving in a hidden child, an ambitious would-be first lady dying of cancer, secret money from ultrarich supporters and legal scrutiny of the laws that regulate how money given to candidates for office can be used.</w:t>
+        <w:t>"North Carolina workers are the best and most productive in the world and need to be paid fairly," Mr. Cooper said in a statement on Thursday. "We're proud that Daimler Trucks and its amazing U.A.W. workers are building the future of electric school bus travel right here in North Carolina, and I will continue to monitor the contract negotiations and urge a swift resolution."</w:t>
         <w:br/>
-        <w:t>It is unlikely that the verdict will help politicians better interpret the labyrinth of campaign finance law or lead to more gifts to candidates, said Richard L. Hasen, an expert in election law at the University of California, Irvine. ''This is not going to open up a free-for-all where you're going to have the 'super-PAC' billionaires giving large 'gifts' to their candidate friends.'' He noted that the Federal Election Commission has made it clear that it looks critically upon the practice unless there has been a pattern of gift-giving unrelated to campaigns, as with Ms. Mellon to Mr. Edwards.</w:t>
+        <w:t>Josh Stein, the Democratic attorney general who is running to replace Governor Cooper, who is term-limited, was similarly careful in a statement.</w:t>
         <w:br/>
-        <w:t>If he were advising candidates, he said, ''I would encourage them to be extremely cautious so as not to get caught up in something which could cause an overzealous prosecutor to try to make a name for himself or herself.''</w:t>
+        <w:t>"North Carolina workers deliver the best products in the world, and they deserve to be valued," he said. "I've been in touch with both parties to encourage them to continue to work toward an agreement that supports workers and enables the company to continue to succeed."</w:t>
         <w:br/>
-        <w:t>The government contended that Mr. Edwards used about $1 million to finance a complex scheme to keep Rielle Hunter, a former campaign videographer with whom he began an extramarital affair in 2006, from his wife and the public while he pursued the presidency.</w:t>
+        <w:t>Making matters more delicate, one of the central grievances of the union is the electric vehicle transition pressed by Mr. Biden, in part through the $5 billion Clean School Bus Program, which has channeled $14 million worth of federal funds directly to Daimler's Thomas Built bus division in High Point, N.C., and millions more through school districts buying Thomas Built electric buses. The union says the workers at the High Point plant are among the lowest paid in the company.</w:t>
         <w:br/>
-        <w:t>The charges were based on how he handled money from Fred Baron, a wealthy Texas lawyer who was Mr. Edward's finance chairman, and Mrs. Mellon, now 101, an heiress to pharmaceutical and banking fortunes with connections to the Kennedy family.</w:t>
+        <w:t>"Our taxpayer dollars aren't being injected into these companies to assist with an E.V. transition just for a few people on top to get rich and leave everybody else behind," Mr. Fain said. "There have to be better standards."</w:t>
         <w:br/>
-        <w:t>The jurors, who had deliberated for nine days, were escorted to their cars by federal marshals without comment.</w:t>
+        <w:t>To the U.A.W., a successful strike in the state with the second-lowest percentage of union workers in the country is vital. The six-week work stoppage at the three largest U.S. automakers last fall secured the largest pay raises in decades.</w:t>
         <w:br/>
-        <w:t>Judge Catherine C. Eagles cautioned them against speaking with the news media or even reading or watching much of the coverage for the next few days, saying they would need some time to reconnect with their families.</w:t>
+        <w:t>That helped propel U.A.W. organizers into the nonunionized South, where workers at a Volkswagen plant in Tennessee voted overwhelmingly last week to join the union, a breakthrough that created a beachhead for union organizers. Daimler Truck North America is unionized, but U.A.W. officials want to win record wage gains at Daimler's plants in Mount Holly, Cleveland, High Point and Gastonia, N.C., and parts distribution centers in Atlanta and Memphis ahead of an organizing vote next month at Mercedes-Benz in Alabama.</w:t>
         <w:br/>
-        <w:t>As she had been through the length of the trial, Judge Eagles was solicitous as she said goodbye. ''You can hold your head up,'' she said.</w:t>
+        <w:t>"Our fight at Daimler is intimately connected with something else happening in the South," Mr. Fain told members in a broadcast from Detroit on Tuesday night. "Autoworkers at nonunion auto companies have launched a national movement to unionize."</w:t>
         <w:br/>
-        <w:t>Later, in a brief interview, one juror said ''it was real divided'' when asked about the deliberations. She and another juror were at the Charlotte, N.C., airport, on their way to New York for a morning TV appearance.</w:t>
+        <w:t>But Tennessee and Alabama are not in play in 2024. North Carolina is, and Democratic politicians there appear to be reticent hosts.</w:t>
         <w:br/>
-        <w:t>The jurors came to the judge with a note around 2 p.m. on Thursday saying they had a verdict. The next half-hour was as tense as it had been since testimony began on April 23. Mr. Edwards sat with eyes forward, virtually expressionless. His daughter Cate, who sat behind him for the entire trial, twirled her hair, her foot jiggling. Next to her were his parents, Wallace and Bobbie Edwards, who huddled close and held hands.</w:t>
+        <w:t>Mr. Cooper and Mr. Stein have positioned themselves as centrists whose success has revolved around improving education and job training, and diversifying the economy in North Carolina, said Ferrel Guillory, a professor at the University of North Carolina.</w:t>
         <w:br/>
-        <w:t>Then, after the judge had to send the jury back to their deliberation room to clarify what they meant when they said they had reached a verdict on one count but not the others, they returned and a mistrial was declared.</w:t>
+        <w:t>"There's no particular upside, politically speaking, for center and center-left Democrats to come across in the same way that a Gretchen Whitmer would," he said, referring to the governor of heavily unionized Michigan. "Cooper and Stein aren't anti-union, but they're not northern politicians either."</w:t>
         <w:br/>
-        <w:t>Mr. Edwards, 58, who by this time knew the tide had turned in his direction, smiled broadly and hugged Cate, then his parents and his legal team.</w:t>
+        <w:t>In contrast, Mr. Biden has proclaimed himself the "most pro-union president in history" as he has collected union endorsements, the most recent coming on Wednesday from the North America's Building Trades Unions. If Mr. Biden steps in aggressively, he could find himself clashing with North Carolina's top Democrats when the state's highest offices are on the line.</w:t>
         <w:br/>
-        <w:t>In front of scores of cameras outside the courtroom, he thanked his family, expressed love for his daughter Cate, 30, who like her father is a lawyer; his other two children, who are school age; as well as his son Wade, who died in a car accident in 1996 when he was 16.</w:t>
+        <w:t>A year ago, the Biden administration appeared to use the leverage provided by federal electric school bus subsidies to help the United Steelworkers unionize Blue Bird, a school bus company in Fort Valley, Ga. Two weeks before the union vote, the Environmental Protection Agency, which administers the Clean School Bus Program, demanded that recipients of federal subsidies detail the benefits they were offering their workers, and required the companies to "remain neutral in any organizing campaign."</w:t>
         <w:br/>
-        <w:t>And to the surprise of many, he expressed his love for the daughter he had with Ms. Hunter, ''my precious Quinn,'' whom ''I love more than any of you could ever imagine.''</w:t>
+        <w:t>This time, an E.P.A. spokesman said, the agency has not engaged with Daimler.</w:t>
         <w:br/>
-        <w:t>From the start, when The National Enquirer broke the story that Mr. Edwards had been having an affair, the tale of a family torn apart had been nothing less than cinematic in scope.</w:t>
+        <w:t>Mr. Fain said on Thursday that the union has worked with the administration, and he laid the responsibility for the possible strike at management's feet. But he was aware of the political ramifications of a major labor action in a swing state.</w:t>
         <w:br/>
-        <w:t>The government contended that Ms. Mellon, using a North Carolina interior decorator as a go-between, sent $725,000 to an Edwards aide for what she knew only as a personal problem.</w:t>
+        <w:t>"You're either going to stand with the working-class people and the people that make this country move and make this world move, or they're going to stand with corporations and business leaders and the billionaires," he said. "And if that's what they choose, then when it comes time to vote, we can see a shift."</w:t>
         <w:br/>
-        <w:t>That problem was Ms. Hunter, whose relationship with Mr. Edwards became increasingly apparent to his aides and his wife, Elizabeth, as he traveled with Ms. Hunter around the country campaigning for the Democratic nomination.</w:t>
+        <w:t>Pro-union groups want to see Democrats step up. Ahead of the Volkswagen vote in Chattanooga, Tenn., the Republican governors of Alabama, Georgia, Tennessee, Mississippi, South Carolina and Texas issued a statement saying that unionizing would jeopardize auto jobs in their states. Erica Smiley, the executive director of Jobs With Justice, which helps workers seeking to unionize and bargain collectively, said on Thursday that Mr. Cooper should draw a contrast in North Carolina, which has been largely anti-union.</w:t>
         <w:br/>
-        <w:t>Mr. Edwards, prosecutors contended, came up with a scheme. Andrew Young, an aide whom campaign staffers often made fun of as an unreliable Edwards sycophant, would claim paternity, then Mr. Baron would send them underground.</w:t>
+        <w:t>"Workers are doing their part to ask for democracy and to fight for it," she said. "They're giving an opportunity for us and for politicians like Roy Cooper to right centuries of wrongs."</w:t>
         <w:br/>
-        <w:t>The expensive cross-country odyssey began in December 2007, just before the Iowa caucuses and two months before Ms. Hunter gave birth to their daughter.</w:t>
+        <w:t>A Daimler spokeswoman, Anja Weinert, said the company was continuing to negotiate "in good faith."</w:t>
         <w:br/>
-        <w:t>Mr. Edwards dropped out of the race in January 2008, and continued to deny the affair until he went public in an ABC interview just before the Democratic nominating convention. But he lied there, too, claiming the affair was over and brief. The interview was the last piece of evidence presented by the prosecution.</w:t>
+        <w:t>Any new contract should "allow Daimler Truck North America to continue delivering the products that enable our customers to keep the world moving," she said.</w:t>
         <w:br/>
-        <w:t>Mrs. Edwards, meanwhile, was waging a public battle with cancer and a private battle with Mr. Edwards, who finally, in January 2010, admitted that Quinn -- whose full name is Frances Quinn Hunter -- was his child. Mrs. Edwards died in December 2010.</w:t>
+        <w:t>The U.A.W. sees it differently. On Thursday, it filed four complaints with Mr. Biden's National Labor Relations Board, accusing Daimler Truck of retaliating against union organizers, interfering with collective bargaining, discriminating against union members and bargaining in bad faith.</w:t>
         <w:br/>
-        <w:t>In a case that had no precedent, the Department of Justice began an investigation aimed at proving Mr. Edwards conspired to secretly use the money to influence the outcome of his presidential bid in violation of the Federal Election Campaign Act, accepting contributions that exceeded campaign finance limits, and causing his campaign to file a false financial disclosure report.</w:t>
+        <w:t>The union, which has already endorsed the president's re-election, would clearly like help from Mr. Biden. In talking points ahead of the strike, the U.A.W. leaned into the electric school bus subsidies.</w:t>
         <w:br/>
-        <w:t>He was indicted in June 2011.</w:t>
+        <w:t>"The government is spending up to $345,000 per bus in taxpayer money," union officials wrote. "Meanwhile, the workers who build the product see their quality of life going in the wrong direction. Members are asking: Why should American taxpayer dollars subsidize corporate greed?"</w:t>
         <w:br/>
-        <w:t>Campaign finance law is ever changing and being reinterpreted, with this case falling on one central question: Were the donations for the sole purpose of influencing the campaign or merely one purpose.</w:t>
-        <w:br/>
-        <w:t>Mr. Edwards's defense centered largely on the argument that the money was simply a way for friends to help him hide the affair from Mrs. Edwards, a woman described during testimony as ''volcanic,'' who once got so distraught she ripped off her shirt and bra in front of staff members and screamed, ''You don't see me anymore!'' at Mr. Edwards.</w:t>
-        <w:br/>
-        <w:t>The defense team, led by Abbe Lowell, spent much of its time on court attacking Mr. Young as a liar who siphoned much of the money to build a dream house and to take trips.</w:t>
-        <w:br/>
-        <w:t>Prosecutors tried to show that Mr. Young and his family were pawns in a game of deception orchestrated by Mr. Edwards.</w:t>
-        <w:br/>
-        <w:t>Mr. Edwards remains free to raise his children, visit Ms. Hunter and Quinn in Charlotte, practice law and ponder the arc of a career that brought him close to the presidency and then, in the end, crashing back down. ''I don't think God's through with me,'' he said ''I really believe he thinks there's still some good things I can do.''</w:t>
-        <w:br/>
-        <w:br/>
-        <w:t>http://www.nytimes.com</w:t>
-        <w:br/>
-        <w:br/>
-        <w:t>Graphic</w:t>
-        <w:br/>
-        <w:br/>
-        <w:t xml:space="preserve"> </w:t>
-        <w:br/>
-        <w:t>PHOTOS: John Edwards with his daughter Cate and his parents at the courthouse. ''I did an awful, awful lot that was wrong,'' he said. (A1)</w:t>
-        <w:br/>
-        <w:t xml:space="preserve"> John Edwards with his daughter after the mistrial was declared. The jury was unable to agree on most of the charges after nine days of deliberations. (PHOTOGRAPHS BY TRAVIS DOVE FOR THE NEW YORK TIMES) (A17)</w:t>
+        <w:t>PHOTOS: Chris Myers, 52, a union construction worker in Hartford, Wis., won't vote for President Biden despite his infrastructure programs. (PHOTOGRAPH BY SARA STATHAS FOR THE NEW YORK TIMES); Brian Dickinson, 25, from Las Vegas, said he was considering voting for Donald J. Trump and Democratic Senator Jacky Rosen. (PHOTOGRAPH BY MARSHALL SCHEUTTLE FOR THE NEW YORK TIMES) This article appeared in print on page A19.</w:t>
       </w:r>
     </w:p>
     <w:sectPr>

--- a/example_articles/states/North Carolina/2.states_North Carolina_New_York_Times.docx
+++ b/example_articles/states/North Carolina/2.states_North Carolina_New_York_Times.docx
@@ -7,7 +7,7 @@
         <w:pStyle w:val="Heading1"/>
       </w:pPr>
       <w:r>
-        <w:t>Democrats Try to Navigate a Looming Strike in a Swing State</w:t>
+        <w:t>North Carolina Ends Fight Over Voting Rules</w:t>
       </w:r>
     </w:p>
     <w:p>
@@ -17,17 +17,17 @@
     </w:p>
     <w:p>
       <w:r>
-        <w:t>Date: 2024-04-26</w:t>
+        <w:t>Date: 2016-09-10</w:t>
       </w:r>
     </w:p>
     <w:p>
       <w:r>
-        <w:t>Section: US; politics</w:t>
+        <w:t>Section: Section A; Column 0; National Desk; Pg. 9</w:t>
       </w:r>
     </w:p>
     <w:p>
       <w:r>
-        <w:t>Source file: NYT/3.DOCX</w:t>
+        <w:t>Source file: NYT/22.DOCX</w:t>
       </w:r>
     </w:p>
     <w:p>
@@ -49,69 +49,50 @@
     </w:p>
     <w:p>
       <w:r>
-        <w:t>More than 7,000 U.A.W. workers at Daimler Truck plants in North Carolina are set to strike at midnight in a labor action that could carry political consequences.</w:t>
+        <w:t>North Carolina's state elections board settled a deeply partisan battle over this fall's election rules on Thursday, largely rejecting a Republican-led effort to write local voting guidelines that would limit Democratic turnout in a political battleground state.</w:t>
         <w:br/>
-        <w:t>Barring a last-minute breakthrough, more than 7,000 workers are set to walk off their truck and bus assembly lines on Friday night in the swing state of North Carolina, injecting the United Automobile Workers' new activism in the South directly into the 2024 election.</w:t>
+        <w:t xml:space="preserve">The board's decisions could influence the course of voting in a state where races for governor and United States senator are close, and where the two major presidential candidates are said to be dead even. </w:t>
         <w:br/>
-        <w:t>North Carolina has never been hospitable to organized labor, and the midnight strike at the North American subsidiary of the German industrial giant Daimler Truck has been greeted with trepidation by the state's Democratic establishment, which has long tried to project a moderate, pro-business bent.</w:t>
+        <w:t xml:space="preserve">  After meeting for more than 11 hours, the Republican-controlled board imposed new election plans that expanded voting hours or added polling places -- or sometimes both -- in 33 of the state's 100 counties. In the vast bulk of the counties, the sole Democratic member on the three-person election board was contesting voting rules that the Republican majority had approved.</w:t>
         <w:br/>
-        <w:t>But Shawn Fain, the U.A.W.'s brash new president, doesn't much care.</w:t>
+        <w:t xml:space="preserve">  The expansion of sites and hours was not uniform. In seven counties, the board approved on party-line votes more restrictive voting plans that local Republicans had devised over Democratic objections.</w:t>
         <w:br/>
-        <w:t>"We don't expect politicians to save the day, but at the end of the day, politicians have an obligation to the people that elect them," he said in an interview on Thursday, adding: "It's our generation-defining moment. This is a time where politicians need to pick a side."</w:t>
+        <w:t xml:space="preserve">  The state board's actions were among a spate of decisions this week affecting voters in the general election. In Washington, a federal appeals court overruled a lower court on Friday, blocking Kansas, Georgia and Alabama from demanding proof of citizenship from residents registering to vote in federal elections. The ruling lifts the citizenship requirement until the ongoing lawsuit over it is decided.</w:t>
         <w:br/>
-        <w:t>In September, President Biden joined the picket line of the U.A.W.'s successful strike of the Big Three U.S. automakers, and Thursday, a White House spokeswoman, Robyn Patterson, indicated that the president could be equally aggressive if there was a Daimler walkout.</w:t>
+        <w:t xml:space="preserve">  Also on Friday, a host of Democratic organizations said they had secured an agreement from Maricopa County, Ariz., to change policies that caused hourslong waits to cast ballots at metropolitan Phoenix polling places during March's presidential primary. The groups, including Hillary Clinton's presidential campaign, had claimed in a lawsuit in April that county election practices disenfranchised voters, especially minorities.</w:t>
         <w:br/>
-        <w:t>"President Biden strongly believes that those benefiting from our strong support for manufacturing made in American should work in good faith to do everything possible to ensure jobs — including those in North Carolina — remain well-paid, middle-class jobs, and that all workers have a fair and free choice to join a union if they choose," she said.</w:t>
+        <w:t xml:space="preserve">  In North Carolina, voting-rights advocates generally praised the state election board's work, although some said the expanded voting plans still fell short of what was needed.</w:t>
         <w:br/>
-        <w:t>Democratic leaders in North Carolina, including Gov. Roy Cooper, were far more equivocal — and deferential — to Daimler Truck, a major employer in the state.</w:t>
+        <w:t xml:space="preserve">  ''Over all, it was pretty good,'' said Bob Hall, the executive director of the advocacy group Democracy North Carolina. But he noted that it would take much longer for voters to complete their ballots this fall because the state has abolished straight-ticket voting -- one aspect the United States Court of Appeals for the Fourth Circuit did not rule on in July when it struck down much of North Carolina's 2013 election law.</w:t>
         <w:br/>
-        <w:t>"North Carolina workers are the best and most productive in the world and need to be paid fairly," Mr. Cooper said in a statement on Thursday. "We're proud that Daimler Trucks and its amazing U.A.W. workers are building the future of electric school bus travel right here in North Carolina, and I will continue to monitor the contract negotiations and urge a swift resolution."</w:t>
+        <w:t xml:space="preserve">  By law, the state board writes new election rules whenever a county board's members cannot agree. North Carolina's 67 other county boards unanimously approved their election guidelines.</w:t>
         <w:br/>
-        <w:t>Josh Stein, the Democratic attorney general who is running to replace Governor Cooper, who is term-limited, was similarly careful in a statement.</w:t>
+        <w:t xml:space="preserve">  Thursday's election decisions appeared to end a partisan struggle to shape the election that began in early August, days after the appeals court ruling.</w:t>
         <w:br/>
-        <w:t>"North Carolina workers deliver the best products in the world, and they deserve to be valued," he said. "I've been in touch with both parties to encourage them to continue to work toward an agreement that supports workers and enables the company to continue to succeed."</w:t>
+        <w:t xml:space="preserve">  A three-judge panel said the law, which imposed a photo ID requirement and curbed early-voting hours, had targeted mostly Democratic African-American voters ''with almost surgical precision.'' Among other changes, the ruling ordered election boards to restore seven days the law had cut from the state's 17-day early-voting period, which was popular with black voters.</w:t>
         <w:br/>
-        <w:t>Making matters more delicate, one of the central grievances of the union is the electric vehicle transition pressed by Mr. Biden, in part through the $5 billion Clean School Bus Program, which has channeled $14 million worth of federal funds directly to Daimler's Thomas Built bus division in High Point, N.C., and millions more through school districts buying Thomas Built electric buses. The union says the workers at the High Point plant are among the lowest paid in the company.</w:t>
+        <w:t xml:space="preserve">  As local election boards began rewriting their election plans to carry out the appeals court ruling, Republican leaders privately urged them in emails to limit voting hours and polling places in areas of heavy Democratic turnout.</w:t>
         <w:br/>
-        <w:t>"Our taxpayer dollars aren't being injected into these companies to assist with an E.V. transition just for a few people on top to get rich and leave everybody else behind," Mr. Fain said. "There have to be better standards."</w:t>
+        <w:t xml:space="preserve">  ''We will never discourage anyone from voting,'' read one email from Garry Terry, a Republican congressional district chairman. But ''left unchecked,'' he added, Democrats ''would have early-voting sites at every large gathering place for Democrats.''</w:t>
         <w:br/>
-        <w:t>To the U.A.W., a successful strike in the state with the second-lowest percentage of union workers in the country is vital. The six-week work stoppage at the three largest U.S. automakers last fall secured the largest pay raises in decades.</w:t>
+        <w:t xml:space="preserve">  Mr. Terry's email, uncovered this month by The Raleigh News &amp; Observer, suggested that election boards limit the extra week of early voting to a single polling place that would be open only during business hours, when working-class Democrats would find it difficult to break away from their jobs.</w:t>
         <w:br/>
-        <w:t>That helped propel U.A.W. organizers into the nonunionized South, where workers at a Volkswagen plant in Tennessee voted overwhelmingly last week to join the union, a breakthrough that created a beachhead for union organizers. Daimler Truck North America is unionized, but U.A.W. officials want to win record wage gains at Daimler's plants in Mount Holly, Cleveland, High Point and Gastonia, N.C., and parts distribution centers in Atlanta and Memphis ahead of an organizing vote next month at Mercedes-Benz in Alabama.</w:t>
+        <w:t xml:space="preserve">  Among plans that did precisely that, and which the state elections board rejected, were ones in North Carolina's second-most populous county -- Wake County, which includes the capital, Raleigh -- and in rural Lenoir County, which is heavily Democratic and has a large African-American population. Critics had called the Republican plan there one of the most restrictive of the 33.</w:t>
         <w:br/>
-        <w:t>"Our fight at Daimler is intimately connected with something else happening in the South," Mr. Fain told members in a broadcast from Detroit on Tuesday night. "Autoworkers at nonunion auto companies have launched a national movement to unionize."</w:t>
+        <w:t xml:space="preserve">  The board also restored Sunday early-voting hours in a number of counties where boards' Republican majorities had removed them, or a Republican board member had protested their inclusion. In many states that allow early voting, churches regularly ferry busloads of African-American voters to the polls after Sunday services.</w:t>
         <w:br/>
-        <w:t>But Tennessee and Alabama are not in play in 2024. North Carolina is, and Democratic politicians there appear to be reticent hosts.</w:t>
+        <w:t xml:space="preserve">  Twenty-two counties will have at least a half day of Sunday voting, one more than during the 2012 presidential election.</w:t>
         <w:br/>
-        <w:t>Mr. Cooper and Mr. Stein have positioned themselves as centrists whose success has revolved around improving education and job training, and diversifying the economy in North Carolina, said Ferrel Guillory, a professor at the University of North Carolina.</w:t>
         <w:br/>
-        <w:t>"There's no particular upside, politically speaking, for center and center-left Democrats to come across in the same way that a Gretchen Whitmer would," he said, referring to the governor of heavily unionized Michigan. "Cooper and Stein aren't anti-union, but they're not northern politicians either."</w:t>
+        <w:t>http://www.nytimes.com/2016/09/10/us/north-carolina-elections-voting-guidelines.html</w:t>
         <w:br/>
-        <w:t>In contrast, Mr. Biden has proclaimed himself the "most pro-union president in history" as he has collected union endorsements, the most recent coming on Wednesday from the North America's Building Trades Unions. If Mr. Biden steps in aggressively, he could find himself clashing with North Carolina's top Democrats when the state's highest offices are on the line.</w:t>
         <w:br/>
-        <w:t>A year ago, the Biden administration appeared to use the leverage provided by federal electric school bus subsidies to help the United Steelworkers unionize Blue Bird, a school bus company in Fort Valley, Ga. Two weeks before the union vote, the Environmental Protection Agency, which administers the Clean School Bus Program, demanded that recipients of federal subsidies detail the benefits they were offering their workers, and required the companies to "remain neutral in any organizing campaign."</w:t>
+        <w:t>Graphic</w:t>
         <w:br/>
-        <w:t>This time, an E.P.A. spokesman said, the agency has not engaged with Daimler.</w:t>
         <w:br/>
-        <w:t>Mr. Fain said on Thursday that the union has worked with the administration, and he laid the responsibility for the possible strike at management's feet. But he was aware of the political ramifications of a major labor action in a swing state.</w:t>
+        <w:t xml:space="preserve"> </w:t>
         <w:br/>
-        <w:t>"You're either going to stand with the working-class people and the people that make this country move and make this world move, or they're going to stand with corporations and business leaders and the billionaires," he said. "And if that's what they choose, then when it comes time to vote, we can see a shift."</w:t>
-        <w:br/>
-        <w:t>Pro-union groups want to see Democrats step up. Ahead of the Volkswagen vote in Chattanooga, Tenn., the Republican governors of Alabama, Georgia, Tennessee, Mississippi, South Carolina and Texas issued a statement saying that unionizing would jeopardize auto jobs in their states. Erica Smiley, the executive director of Jobs With Justice, which helps workers seeking to unionize and bargain collectively, said on Thursday that Mr. Cooper should draw a contrast in North Carolina, which has been largely anti-union.</w:t>
-        <w:br/>
-        <w:t>"Workers are doing their part to ask for democracy and to fight for it," she said. "They're giving an opportunity for us and for politicians like Roy Cooper to right centuries of wrongs."</w:t>
-        <w:br/>
-        <w:t>A Daimler spokeswoman, Anja Weinert, said the company was continuing to negotiate "in good faith."</w:t>
-        <w:br/>
-        <w:t>Any new contract should "allow Daimler Truck North America to continue delivering the products that enable our customers to keep the world moving," she said.</w:t>
-        <w:br/>
-        <w:t>The U.A.W. sees it differently. On Thursday, it filed four complaints with Mr. Biden's National Labor Relations Board, accusing Daimler Truck of retaliating against union organizers, interfering with collective bargaining, discriminating against union members and bargaining in bad faith.</w:t>
-        <w:br/>
-        <w:t>The union, which has already endorsed the president's re-election, would clearly like help from Mr. Biden. In talking points ahead of the strike, the U.A.W. leaned into the electric school bus subsidies.</w:t>
-        <w:br/>
-        <w:t>"The government is spending up to $345,000 per bus in taxpayer money," union officials wrote. "Meanwhile, the workers who build the product see their quality of life going in the wrong direction. Members are asking: Why should American taxpayer dollars subsidize corporate greed?"</w:t>
-        <w:br/>
-        <w:t>PHOTOS: Chris Myers, 52, a union construction worker in Hartford, Wis., won't vote for President Biden despite his infrastructure programs. (PHOTOGRAPH BY SARA STATHAS FOR THE NEW YORK TIMES); Brian Dickinson, 25, from Las Vegas, said he was considering voting for Donald J. Trump and Democratic Senator Jacky Rosen. (PHOTOGRAPH BY MARSHALL SCHEUTTLE FOR THE NEW YORK TIMES) This article appeared in print on page A19.</w:t>
+        <w:t>PHOTO: North Carolina's state elections board expanded voting hours, or increased the number of polling places, in 33 of the state's 100 counties. (PHOTOGRAPH BY GEORGE ETHEREDGE FOR THE NEW YORK TIMES)</w:t>
       </w:r>
     </w:p>
     <w:sectPr>

--- a/example_articles/states/North Carolina/2.states_North Carolina_New_York_Times.docx
+++ b/example_articles/states/North Carolina/2.states_North Carolina_New_York_Times.docx
@@ -7,7 +7,7 @@
         <w:pStyle w:val="Heading1"/>
       </w:pPr>
       <w:r>
-        <w:t>North Carolina Ends Fight Over Voting Rules</w:t>
+        <w:t>Edwards Acquitted on One Count; Mistrial on 5 Others</w:t>
       </w:r>
     </w:p>
     <w:p>
@@ -17,17 +17,17 @@
     </w:p>
     <w:p>
       <w:r>
-        <w:t>Date: 2016-09-10</w:t>
+        <w:t>Date: 2012-06-01</w:t>
       </w:r>
     </w:p>
     <w:p>
       <w:r>
-        <w:t>Section: Section A; Column 0; National Desk; Pg. 9</w:t>
+        <w:t>Section: Section A; Column 0; National Desk; Pg. 1</w:t>
       </w:r>
     </w:p>
     <w:p>
       <w:r>
-        <w:t>Source file: NYT/22.DOCX</w:t>
+        <w:t>Source file: NYT/39.DOCX</w:t>
       </w:r>
     </w:p>
     <w:p>
@@ -49,42 +49,80 @@
     </w:p>
     <w:p>
       <w:r>
-        <w:t>North Carolina's state elections board settled a deeply partisan battle over this fall's election rules on Thursday, largely rejecting a Republican-led effort to write local voting guidelines that would limit Democratic turnout in a political battleground state.</w:t>
+        <w:t>GREENSBORO, N.C. -- When former Senator John Edwards, a man who reached for the presidency while scrambling to hide a pregnant mistress, heard on Thursday that a federal jury would not convict him on the six corruption charges he faced, he fell back in his chair and closed his eyes.</w:t>
         <w:br/>
-        <w:t xml:space="preserve">The board's decisions could influence the course of voting in a state where races for governor and United States senator are close, and where the two major presidential candidates are said to be dead even. </w:t>
+        <w:t>For just a moment, the man whose most intimate sexual details, lies and bare political ambition had been aired for nearly six weeks in a federal trial, looked as if he might cry.</w:t>
         <w:br/>
-        <w:t xml:space="preserve">  After meeting for more than 11 hours, the Republican-controlled board imposed new election plans that expanded voting hours or added polling places -- or sometimes both -- in 33 of the state's 100 counties. In the vast bulk of the counties, the sole Democratic member on the three-person election board was contesting voting rules that the Republican majority had approved.</w:t>
+        <w:t>Yes, he said as he left the courtroom, he had sinned.</w:t>
         <w:br/>
-        <w:t xml:space="preserve">  The expansion of sites and hours was not uniform. In seven counties, the board approved on party-line votes more restrictive voting plans that local Republicans had devised over Democratic objections.</w:t>
+        <w:t>''I did an awful, awful lot that was wrong,'' he said. ''I am responsible. I don't have to go any further than the mirror. It's me and me alone.''</w:t>
         <w:br/>
-        <w:t xml:space="preserve">  The state board's actions were among a spate of decisions this week affecting voters in the general election. In Washington, a federal appeals court overruled a lower court on Friday, blocking Kansas, Georgia and Alabama from demanding proof of citizenship from residents registering to vote in federal elections. The ruling lifts the citizenship requirement until the ongoing lawsuit over it is decided.</w:t>
+        <w:t>But he was not guilty of using campaign funds to hide those sins, he said.</w:t>
         <w:br/>
-        <w:t xml:space="preserve">  Also on Friday, a host of Democratic organizations said they had secured an agreement from Maricopa County, Ariz., to change policies that caused hourslong waits to cast ballots at metropolitan Phoenix polling places during March's presidential primary. The groups, including Hillary Clinton's presidential campaign, had claimed in a lawsuit in April that county election practices disenfranchised voters, especially minorities.</w:t>
+        <w:t>Certainly, Mr. Edwards has lost in the court of public opinion. But on Thursday he was vindicated, for the moment, by a jury of mostly working class North Carolinians who could not reach a verdict on the five charges of campaign finance fraud and conspiracy he faced.</w:t>
         <w:br/>
-        <w:t xml:space="preserve">  In North Carolina, voting-rights advocates generally praised the state election board's work, although some said the expanded voting plans still fell short of what was needed.</w:t>
+        <w:t>They acquitted him on one, which was based on a $200,000 check that the heiress Rachel Mellon had written him in January 2008, the month he dropped out of the race for the Democratic nomination for president. The result was seen as a setback for the Justice Department's public integrity section, the watchdog agency that has struggled to rebuild itself.</w:t>
         <w:br/>
-        <w:t xml:space="preserve">  ''Over all, it was pretty good,'' said Bob Hall, the executive director of the advocacy group Democracy North Carolina. But he noted that it would take much longer for voters to complete their ballots this fall because the state has abolished straight-ticket voting -- one aspect the United States Court of Appeals for the Fourth Circuit did not rule on in July when it struck down much of North Carolina's 2013 election law.</w:t>
+        <w:t>The Justice Department offered no indication on whether it would retry Mr. Edwards.</w:t>
         <w:br/>
-        <w:t xml:space="preserve">  By law, the state board writes new election rules whenever a county board's members cannot agree. North Carolina's 67 other county boards unanimously approved their election guidelines.</w:t>
+        <w:t>Unless it decides to do so, the verdict and mistrial end one of the most scandalous chapters in the history of presidential campaigning, weaving in a hidden child, an ambitious would-be first lady dying of cancer, secret money from ultrarich supporters and legal scrutiny of the laws that regulate how money given to candidates for office can be used.</w:t>
         <w:br/>
-        <w:t xml:space="preserve">  Thursday's election decisions appeared to end a partisan struggle to shape the election that began in early August, days after the appeals court ruling.</w:t>
+        <w:t>It is unlikely that the verdict will help politicians better interpret the labyrinth of campaign finance law or lead to more gifts to candidates, said Richard L. Hasen, an expert in election law at the University of California, Irvine. ''This is not going to open up a free-for-all where you're going to have the 'super-PAC' billionaires giving large 'gifts' to their candidate friends.'' He noted that the Federal Election Commission has made it clear that it looks critically upon the practice unless there has been a pattern of gift-giving unrelated to campaigns, as with Ms. Mellon to Mr. Edwards.</w:t>
         <w:br/>
-        <w:t xml:space="preserve">  A three-judge panel said the law, which imposed a photo ID requirement and curbed early-voting hours, had targeted mostly Democratic African-American voters ''with almost surgical precision.'' Among other changes, the ruling ordered election boards to restore seven days the law had cut from the state's 17-day early-voting period, which was popular with black voters.</w:t>
+        <w:t>If he were advising candidates, he said, ''I would encourage them to be extremely cautious so as not to get caught up in something which could cause an overzealous prosecutor to try to make a name for himself or herself.''</w:t>
         <w:br/>
-        <w:t xml:space="preserve">  As local election boards began rewriting their election plans to carry out the appeals court ruling, Republican leaders privately urged them in emails to limit voting hours and polling places in areas of heavy Democratic turnout.</w:t>
+        <w:t>The government contended that Mr. Edwards used about $1 million to finance a complex scheme to keep Rielle Hunter, a former campaign videographer with whom he began an extramarital affair in 2006, from his wife and the public while he pursued the presidency.</w:t>
         <w:br/>
-        <w:t xml:space="preserve">  ''We will never discourage anyone from voting,'' read one email from Garry Terry, a Republican congressional district chairman. But ''left unchecked,'' he added, Democrats ''would have early-voting sites at every large gathering place for Democrats.''</w:t>
+        <w:t>The charges were based on how he handled money from Fred Baron, a wealthy Texas lawyer who was Mr. Edward's finance chairman, and Mrs. Mellon, now 101, an heiress to pharmaceutical and banking fortunes with connections to the Kennedy family.</w:t>
         <w:br/>
-        <w:t xml:space="preserve">  Mr. Terry's email, uncovered this month by The Raleigh News &amp; Observer, suggested that election boards limit the extra week of early voting to a single polling place that would be open only during business hours, when working-class Democrats would find it difficult to break away from their jobs.</w:t>
+        <w:t>The jurors, who had deliberated for nine days, were escorted to their cars by federal marshals without comment.</w:t>
         <w:br/>
-        <w:t xml:space="preserve">  Among plans that did precisely that, and which the state elections board rejected, were ones in North Carolina's second-most populous county -- Wake County, which includes the capital, Raleigh -- and in rural Lenoir County, which is heavily Democratic and has a large African-American population. Critics had called the Republican plan there one of the most restrictive of the 33.</w:t>
+        <w:t>Judge Catherine C. Eagles cautioned them against speaking with the news media or even reading or watching much of the coverage for the next few days, saying they would need some time to reconnect with their families.</w:t>
         <w:br/>
-        <w:t xml:space="preserve">  The board also restored Sunday early-voting hours in a number of counties where boards' Republican majorities had removed them, or a Republican board member had protested their inclusion. In many states that allow early voting, churches regularly ferry busloads of African-American voters to the polls after Sunday services.</w:t>
+        <w:t>As she had been through the length of the trial, Judge Eagles was solicitous as she said goodbye. ''You can hold your head up,'' she said.</w:t>
         <w:br/>
-        <w:t xml:space="preserve">  Twenty-two counties will have at least a half day of Sunday voting, one more than during the 2012 presidential election.</w:t>
+        <w:t>Later, in a brief interview, one juror said ''it was real divided'' when asked about the deliberations. She and another juror were at the Charlotte, N.C., airport, on their way to New York for a morning TV appearance.</w:t>
+        <w:br/>
+        <w:t>The jurors came to the judge with a note around 2 p.m. on Thursday saying they had a verdict. The next half-hour was as tense as it had been since testimony began on April 23. Mr. Edwards sat with eyes forward, virtually expressionless. His daughter Cate, who sat behind him for the entire trial, twirled her hair, her foot jiggling. Next to her were his parents, Wallace and Bobbie Edwards, who huddled close and held hands.</w:t>
+        <w:br/>
+        <w:t>Then, after the judge had to send the jury back to their deliberation room to clarify what they meant when they said they had reached a verdict on one count but not the others, they returned and a mistrial was declared.</w:t>
+        <w:br/>
+        <w:t>Mr. Edwards, 58, who by this time knew the tide had turned in his direction, smiled broadly and hugged Cate, then his parents and his legal team.</w:t>
+        <w:br/>
+        <w:t>In front of scores of cameras outside the courtroom, he thanked his family, expressed love for his daughter Cate, 30, who like her father is a lawyer; his other two children, who are school age; as well as his son Wade, who died in a car accident in 1996 when he was 16.</w:t>
+        <w:br/>
+        <w:t>And to the surprise of many, he expressed his love for the daughter he had with Ms. Hunter, ''my precious Quinn,'' whom ''I love more than any of you could ever imagine.''</w:t>
+        <w:br/>
+        <w:t>From the start, when The National Enquirer broke the story that Mr. Edwards had been having an affair, the tale of a family torn apart had been nothing less than cinematic in scope.</w:t>
+        <w:br/>
+        <w:t>The government contended that Ms. Mellon, using a North Carolina interior decorator as a go-between, sent $725,000 to an Edwards aide for what she knew only as a personal problem.</w:t>
+        <w:br/>
+        <w:t>That problem was Ms. Hunter, whose relationship with Mr. Edwards became increasingly apparent to his aides and his wife, Elizabeth, as he traveled with Ms. Hunter around the country campaigning for the Democratic nomination.</w:t>
+        <w:br/>
+        <w:t>Mr. Edwards, prosecutors contended, came up with a scheme. Andrew Young, an aide whom campaign staffers often made fun of as an unreliable Edwards sycophant, would claim paternity, then Mr. Baron would send them underground.</w:t>
+        <w:br/>
+        <w:t>The expensive cross-country odyssey began in December 2007, just before the Iowa caucuses and two months before Ms. Hunter gave birth to their daughter.</w:t>
+        <w:br/>
+        <w:t>Mr. Edwards dropped out of the race in January 2008, and continued to deny the affair until he went public in an ABC interview just before the Democratic nominating convention. But he lied there, too, claiming the affair was over and brief. The interview was the last piece of evidence presented by the prosecution.</w:t>
+        <w:br/>
+        <w:t>Mrs. Edwards, meanwhile, was waging a public battle with cancer and a private battle with Mr. Edwards, who finally, in January 2010, admitted that Quinn -- whose full name is Frances Quinn Hunter -- was his child. Mrs. Edwards died in December 2010.</w:t>
+        <w:br/>
+        <w:t>In a case that had no precedent, the Department of Justice began an investigation aimed at proving Mr. Edwards conspired to secretly use the money to influence the outcome of his presidential bid in violation of the Federal Election Campaign Act, accepting contributions that exceeded campaign finance limits, and causing his campaign to file a false financial disclosure report.</w:t>
+        <w:br/>
+        <w:t>He was indicted in June 2011.</w:t>
+        <w:br/>
+        <w:t>Campaign finance law is ever changing and being reinterpreted, with this case falling on one central question: Were the donations for the sole purpose of influencing the campaign or merely one purpose.</w:t>
+        <w:br/>
+        <w:t>Mr. Edwards's defense centered largely on the argument that the money was simply a way for friends to help him hide the affair from Mrs. Edwards, a woman described during testimony as ''volcanic,'' who once got so distraught she ripped off her shirt and bra in front of staff members and screamed, ''You don't see me anymore!'' at Mr. Edwards.</w:t>
+        <w:br/>
+        <w:t>The defense team, led by Abbe Lowell, spent much of its time on court attacking Mr. Young as a liar who siphoned much of the money to build a dream house and to take trips.</w:t>
+        <w:br/>
+        <w:t>Prosecutors tried to show that Mr. Young and his family were pawns in a game of deception orchestrated by Mr. Edwards.</w:t>
+        <w:br/>
+        <w:t>Mr. Edwards remains free to raise his children, visit Ms. Hunter and Quinn in Charlotte, practice law and ponder the arc of a career that brought him close to the presidency and then, in the end, crashing back down. ''I don't think God's through with me,'' he said ''I really believe he thinks there's still some good things I can do.''</w:t>
         <w:br/>
         <w:br/>
-        <w:t>http://www.nytimes.com/2016/09/10/us/north-carolina-elections-voting-guidelines.html</w:t>
+        <w:t>http://www.nytimes.com</w:t>
         <w:br/>
         <w:br/>
         <w:t>Graphic</w:t>
@@ -92,7 +130,9 @@
         <w:br/>
         <w:t xml:space="preserve"> </w:t>
         <w:br/>
-        <w:t>PHOTO: North Carolina's state elections board expanded voting hours, or increased the number of polling places, in 33 of the state's 100 counties. (PHOTOGRAPH BY GEORGE ETHEREDGE FOR THE NEW YORK TIMES)</w:t>
+        <w:t>PHOTOS: John Edwards with his daughter Cate and his parents at the courthouse. ''I did an awful, awful lot that was wrong,'' he said. (A1)</w:t>
+        <w:br/>
+        <w:t xml:space="preserve"> John Edwards with his daughter after the mistrial was declared. The jury was unable to agree on most of the charges after nine days of deliberations. (PHOTOGRAPHS BY TRAVIS DOVE FOR THE NEW YORK TIMES) (A17)</w:t>
       </w:r>
     </w:p>
     <w:sectPr>
